--- a/assets/jurnal/template-spectrum.docx
+++ b/assets/jurnal/template-spectrum.docx
@@ -304,6 +304,220 @@
           <w:szCs w:val="20"/>
         </w:rPr>
         <w:t xml:space="preserve"> Kata Kunci Satu; Kata Kunci Dua; Kata Kunci Tiga; Kata Kunci Empat; Kata Kunci Lima.</w:t>
+      </w:r>
+    </w:p>
+    <w:p>
+      <w:pPr>
+        <w:spacing w:line="240" w:lineRule="auto"/>
+        <w:jc w:val="center"/>
+        <w:rPr>
+          <w:rFonts w:ascii="Times New Roman" w:eastAsia="Times New Roman" w:hAnsi="Times New Roman" w:cs="Times New Roman"/>
+          <w:b/>
+          <w:bCs/>
+          <w:sz w:val="22"/>
+          <w:szCs w:val="22"/>
+        </w:rPr>
+      </w:pPr>
+    </w:p>
+    <w:p>
+      <w:pPr>
+        <w:spacing w:line="240" w:lineRule="auto"/>
+        <w:rPr>
+          <w:rFonts w:ascii="Times New Roman" w:eastAsia="Times New Roman" w:hAnsi="Times New Roman" w:cs="Times New Roman"/>
+          <w:sz w:val="20"/>
+          <w:szCs w:val="20"/>
+        </w:rPr>
+      </w:pPr>
+      <w:r>
+        <w:rPr>
+          <w:rFonts w:ascii="Times New Roman" w:eastAsia="Times New Roman" w:hAnsi="Times New Roman" w:cs="Times New Roman"/>
+          <w:b/>
+          <w:bCs/>
+          <w:sz w:val="20"/>
+          <w:szCs w:val="20"/>
+        </w:rPr>
+        <w:t xml:space="preserve">Article History: </w:t>
+      </w:r>
+      <w:r>
+        <w:rPr>
+          <w:rFonts w:ascii="Times New Roman" w:eastAsia="Times New Roman" w:hAnsi="Times New Roman" w:cs="Times New Roman"/>
+          <w:sz w:val="20"/>
+          <w:szCs w:val="20"/>
+        </w:rPr>
+        <w:t xml:space="preserve">Received: dd Mon yyyy; Revised: dd Mon yyyy; Accepted: dd Mon yyyy; Published: dd Mon yyyy</w:t>
+      </w:r>
+    </w:p>
+    <w:p>
+      <w:pPr>
+        <w:spacing w:line="240" w:lineRule="auto"/>
+        <w:rPr>
+          <w:rFonts w:ascii="Times New Roman" w:eastAsia="Times New Roman" w:hAnsi="Times New Roman" w:cs="Times New Roman"/>
+          <w:sz w:val="20"/>
+          <w:szCs w:val="20"/>
+        </w:rPr>
+      </w:pPr>
+      <w:r>
+        <w:rPr>
+          <w:rFonts w:ascii="Times New Roman" w:eastAsia="Times New Roman" w:hAnsi="Times New Roman" w:cs="Times New Roman"/>
+          <w:b/>
+          <w:bCs/>
+          <w:sz w:val="20"/>
+          <w:szCs w:val="20"/>
+        </w:rPr>
+        <w:t xml:space="preserve">Corresponding Author: </w:t>
+      </w:r>
+      <w:r>
+        <w:rPr>
+          <w:rFonts w:ascii="Times New Roman" w:eastAsia="Times New Roman" w:hAnsi="Times New Roman" w:cs="Times New Roman"/>
+          <w:sz w:val="20"/>
+          <w:szCs w:val="20"/>
+        </w:rPr>
+        <w:t xml:space="preserve">Name of the Corresponding Author, corresponding.author@institution.ac.id</w:t>
+      </w:r>
+    </w:p>
+    <w:p>
+      <w:pPr>
+        <w:spacing w:line="240" w:lineRule="auto"/>
+        <w:rPr>
+          <w:rFonts w:ascii="Times New Roman" w:eastAsia="Times New Roman" w:hAnsi="Times New Roman" w:cs="Times New Roman"/>
+          <w:sz w:val="20"/>
+          <w:szCs w:val="20"/>
+        </w:rPr>
+      </w:pPr>
+      <w:r>
+        <w:rPr>
+          <w:rFonts w:ascii="Times New Roman" w:eastAsia="Times New Roman" w:hAnsi="Times New Roman" w:cs="Times New Roman"/>
+          <w:b/>
+          <w:bCs/>
+          <w:sz w:val="20"/>
+          <w:szCs w:val="20"/>
+        </w:rPr>
+        <w:t xml:space="preserve">DOI: </w:t>
+      </w:r>
+      <w:r>
+        <w:rPr>
+          <w:rFonts w:ascii="Times New Roman" w:eastAsia="Times New Roman" w:hAnsi="Times New Roman" w:cs="Times New Roman"/>
+          <w:sz w:val="20"/>
+          <w:szCs w:val="20"/>
+        </w:rPr>
+        <w:t xml:space="preserve">https://doi.org/10.30984/spectrum.vXiX.XXXX</w:t>
+      </w:r>
+    </w:p>
+    <w:p>
+      <w:pPr>
+        <w:spacing w:line="240" w:lineRule="auto"/>
+        <w:rPr>
+          <w:rFonts w:ascii="Times New Roman" w:eastAsia="Times New Roman" w:hAnsi="Times New Roman" w:cs="Times New Roman"/>
+          <w:sz w:val="20"/>
+          <w:szCs w:val="20"/>
+        </w:rPr>
+      </w:pPr>
+      <w:r>
+        <w:rPr>
+          <w:rFonts w:ascii="Times New Roman" w:eastAsia="Times New Roman" w:hAnsi="Times New Roman" w:cs="Times New Roman"/>
+          <w:b/>
+          <w:bCs/>
+          <w:sz w:val="20"/>
+          <w:szCs w:val="20"/>
+        </w:rPr>
+        <w:t xml:space="preserve">How to cite: </w:t>
+      </w:r>
+      <w:r>
+        <w:rPr>
+          <w:rFonts w:ascii="Times New Roman" w:eastAsia="Times New Roman" w:hAnsi="Times New Roman" w:cs="Times New Roman"/>
+          <w:sz w:val="20"/>
+          <w:szCs w:val="20"/>
+        </w:rPr>
+        <w:t xml:space="preserve">Author, A. A., &amp; Author, B. B. (20XX). Title of the article. </w:t>
+      </w:r>
+      <w:r>
+        <w:rPr>
+          <w:rFonts w:ascii="Times New Roman" w:eastAsia="Times New Roman" w:hAnsi="Times New Roman" w:cs="Times New Roman"/>
+          <w:i/>
+          <w:sz w:val="20"/>
+          <w:szCs w:val="20"/>
+        </w:rPr>
+        <w:t xml:space="preserve">SPECTRUM: Journal of Gender and Children Studies, X</w:t>
+      </w:r>
+      <w:r>
+        <w:rPr>
+          <w:rFonts w:ascii="Times New Roman" w:eastAsia="Times New Roman" w:hAnsi="Times New Roman" w:cs="Times New Roman"/>
+          <w:sz w:val="20"/>
+          <w:szCs w:val="20"/>
+        </w:rPr>
+        <w:t xml:space="preserve">(X), xx-xx. https://doi.org/10.30984/spectrum.vXiX.XXXX</w:t>
+      </w:r>
+    </w:p>
+    <w:p>
+      <w:pPr>
+        <w:spacing w:line="240" w:lineRule="auto"/>
+        <w:rPr>
+          <w:rFonts w:ascii="Times New Roman" w:eastAsia="Times New Roman" w:hAnsi="Times New Roman" w:cs="Times New Roman"/>
+          <w:sz w:val="20"/>
+          <w:szCs w:val="20"/>
+        </w:rPr>
+      </w:pPr>
+      <w:r>
+        <w:rPr>
+          <w:rFonts w:ascii="Times New Roman" w:eastAsia="Times New Roman" w:hAnsi="Times New Roman" w:cs="Times New Roman"/>
+          <w:b/>
+          <w:bCs/>
+          <w:sz w:val="20"/>
+          <w:szCs w:val="20"/>
+        </w:rPr>
+        <w:t xml:space="preserve">Copyright © 20XX by the Author(s). </w:t>
+      </w:r>
+      <w:r>
+        <w:rPr>
+          <w:rFonts w:ascii="Times New Roman" w:eastAsia="Times New Roman" w:hAnsi="Times New Roman" w:cs="Times New Roman"/>
+          <w:sz w:val="20"/>
+          <w:szCs w:val="20"/>
+        </w:rPr>
+        <w:t xml:space="preserve">This is an open access article under the Creative Commons Attribution 4.0 International License (CC BY 4.0), https://creativecommons.org/licenses/by/4.0/.</w:t>
+      </w:r>
+    </w:p>
+    <w:p>
+      <w:pPr>
+        <w:spacing w:line="240" w:lineRule="auto"/>
+        <w:rPr>
+          <w:rFonts w:ascii="Times New Roman" w:eastAsia="Times New Roman" w:hAnsi="Times New Roman" w:cs="Times New Roman"/>
+          <w:sz w:val="20"/>
+          <w:szCs w:val="20"/>
+        </w:rPr>
+      </w:pPr>
+      <w:r>
+        <w:drawing>
+          <wp:inline xmlns:a="http://schemas.openxmlformats.org/drawingml/2006/main" xmlns:pic="http://schemas.openxmlformats.org/drawingml/2006/picture">
+            <wp:extent cx="792000" cy="295912"/>
+            <wp:docPr id="1" name="Picture 1"/>
+            <wp:cNvGraphicFramePr>
+              <a:graphicFrameLocks noChangeAspect="1"/>
+            </wp:cNvGraphicFramePr>
+            <a:graphic>
+              <a:graphicData uri="http://schemas.openxmlformats.org/drawingml/2006/picture">
+                <pic:pic>
+                  <pic:nvPicPr>
+                    <pic:cNvPr id="0" name="ccby.png"/>
+                    <pic:cNvPicPr/>
+                  </pic:nvPicPr>
+                  <pic:blipFill>
+                    <a:blip r:embed="rId16"/>
+                    <a:stretch>
+                      <a:fillRect/>
+                    </a:stretch>
+                  </pic:blipFill>
+                  <pic:spPr>
+                    <a:xfrm>
+                      <a:off x="0" y="0"/>
+                      <a:ext cx="792000" cy="295912"/>
+                    </a:xfrm>
+                    <a:prstGeom prst="rect"/>
+                  </pic:spPr>
+                </pic:pic>
+              </a:graphicData>
+            </a:graphic>
+          </wp:inline>
+        </w:drawing>
       </w:r>
     </w:p>
     <w:p>
